--- a/public/templates/forms/A-008-RiskAssessmentReport-FORM.docx
+++ b/public/templates/forms/A-008-RiskAssessmentReport-FORM.docx
@@ -3082,7 +3082,7 @@
                 <w:sz w:val="24"/>
                 <w:szCs w:val="24"/>
               </w:rPr>
-              <w:t xml:space="preserve">{version}</w:t>
+              <w:t xml:space="preserve">[#]</w:t>
             </w:r>
           </w:p>
         </w:tc>
@@ -3114,7 +3114,7 @@
                 <w:sz w:val="24"/>
                 <w:szCs w:val="24"/>
               </w:rPr>
-              <w:t xml:space="preserve">{effectiveDate}</w:t>
+              <w:t xml:space="preserve">[Date]</w:t>
             </w:r>
           </w:p>
         </w:tc>
@@ -3146,7 +3146,7 @@
                 <w:sz w:val="24"/>
                 <w:szCs w:val="24"/>
               </w:rPr>
-              <w:t xml:space="preserve">{reviewerRole}</w:t>
+              <w:t xml:space="preserve">[Role]</w:t>
             </w:r>
           </w:p>
         </w:tc>
@@ -3178,7 +3178,7 @@
                 <w:sz w:val="24"/>
                 <w:szCs w:val="24"/>
               </w:rPr>
-              <w:t xml:space="preserve">{revisionNote}</w:t>
+              <w:t xml:space="preserve">[Initial issue]</w:t>
             </w:r>
           </w:p>
         </w:tc>

--- a/public/templates/forms/A-008-RiskAssessmentReport-FORM.docx
+++ b/public/templates/forms/A-008-RiskAssessmentReport-FORM.docx
@@ -297,6 +297,11 @@
         </w:tc>
       </w:tr>
     </w:tbl>
+    <w:p>
+      <w:pPr>
+        <w:spacing w:after="60"/>
+      </w:pPr>
+    </w:p>
     <w:tbl>
       <w:tblPr>
         <w:tblW w:type="dxa" w:w="9360"/>
@@ -2342,6 +2347,11 @@
         </w:tc>
       </w:tr>
     </w:tbl>
+    <w:p>
+      <w:pPr>
+        <w:spacing w:after="60"/>
+      </w:pPr>
+    </w:p>
     <w:tbl>
       <w:tblPr>
         <w:tblW w:type="dxa" w:w="9360"/>

--- a/public/templates/forms/A-008-RiskAssessmentReport-FORM.docx
+++ b/public/templates/forms/A-008-RiskAssessmentReport-FORM.docx
@@ -584,7 +584,7 @@
           <w:sz w:val="24"/>
           <w:szCs w:val="24"/>
         </w:rPr>
-        <w:t xml:space="preserve">Methods used: [interviews, configuration and vulnerability scans, document review, tabletop walk-through, site inspection].</w:t>
+        <w:t xml:space="preserve">Methods used: interviews, configuration and vulnerability scans, document review, tabletop walk-through, site inspection.</w:t>
       </w:r>
     </w:p>
     <w:p>

--- a/public/templates/forms/A-008-RiskAssessmentReport-FORM.docx
+++ b/public/templates/forms/A-008-RiskAssessmentReport-FORM.docx
@@ -54,6 +54,9 @@
         <w:gridCol w:w="9360"/>
       </w:tblGrid>
       <w:tr>
+        <w:trPr>
+          <w:cantSplit/>
+        </w:trPr>
         <w:tc>
           <w:tcPr>
             <w:tcW w:type="dxa" w:w="9360"/>
@@ -318,6 +321,9 @@
         <w:gridCol w:w="9360"/>
       </w:tblGrid>
       <w:tr>
+        <w:trPr>
+          <w:cantSplit/>
+        </w:trPr>
         <w:tc>
           <w:tcPr>
             <w:tcW w:type="dxa" w:w="9360"/>
@@ -485,17 +491,9 @@
     </w:tbl>
     <w:p>
       <w:pPr>
-        <w:spacing w:after="100" w:before="220"/>
+        <w:pStyle w:val="Heading2"/>
       </w:pPr>
       <w:r>
-        <w:rPr>
-          <w:rFonts w:ascii="Aptos" w:cs="Aptos" w:eastAsia="Aptos" w:hAnsi="Aptos"/>
-          <w:b/>
-          <w:bCs/>
-          <w:color w:val="1B3A5C"/>
-          <w:sz w:val="26"/>
-          <w:szCs w:val="26"/>
-        </w:rPr>
         <w:t xml:space="preserve">1. Executive Summary</w:t>
       </w:r>
     </w:p>
@@ -537,17 +535,9 @@
     </w:p>
     <w:p>
       <w:pPr>
-        <w:spacing w:after="100" w:before="220"/>
+        <w:pStyle w:val="Heading2"/>
       </w:pPr>
       <w:r>
-        <w:rPr>
-          <w:rFonts w:ascii="Aptos" w:cs="Aptos" w:eastAsia="Aptos" w:hAnsi="Aptos"/>
-          <w:b/>
-          <w:bCs/>
-          <w:color w:val="1B3A5C"/>
-          <w:sz w:val="26"/>
-          <w:szCs w:val="26"/>
-        </w:rPr>
         <w:t xml:space="preserve">2. Methodology</w:t>
       </w:r>
     </w:p>
@@ -625,17 +615,9 @@
     </w:p>
     <w:p>
       <w:pPr>
-        <w:spacing w:after="100" w:before="220"/>
+        <w:pStyle w:val="Heading2"/>
       </w:pPr>
       <w:r>
-        <w:rPr>
-          <w:rFonts w:ascii="Aptos" w:cs="Aptos" w:eastAsia="Aptos" w:hAnsi="Aptos"/>
-          <w:b/>
-          <w:bCs/>
-          <w:color w:val="1B3A5C"/>
-          <w:sz w:val="26"/>
-          <w:szCs w:val="26"/>
-        </w:rPr>
         <w:t xml:space="preserve">3. Threats and Failure Modes Considered</w:t>
       </w:r>
     </w:p>
@@ -675,6 +657,7 @@
       </w:tblGrid>
       <w:tr>
         <w:trPr>
+          <w:cantSplit/>
           <w:tblHeader/>
         </w:trPr>
         <w:tc>
@@ -741,6 +724,9 @@
         </w:tc>
       </w:tr>
       <w:tr>
+        <w:trPr>
+          <w:cantSplit/>
+        </w:trPr>
         <w:tc>
           <w:tcPr>
             <w:tcW w:type="dxa" w:w="3000"/>
@@ -807,6 +793,9 @@
         </w:tc>
       </w:tr>
       <w:tr>
+        <w:trPr>
+          <w:cantSplit/>
+        </w:trPr>
         <w:tc>
           <w:tcPr>
             <w:tcW w:type="dxa" w:w="3000"/>
@@ -873,6 +862,9 @@
         </w:tc>
       </w:tr>
       <w:tr>
+        <w:trPr>
+          <w:cantSplit/>
+        </w:trPr>
         <w:tc>
           <w:tcPr>
             <w:tcW w:type="dxa" w:w="3000"/>
@@ -939,6 +931,9 @@
         </w:tc>
       </w:tr>
       <w:tr>
+        <w:trPr>
+          <w:cantSplit/>
+        </w:trPr>
         <w:tc>
           <w:tcPr>
             <w:tcW w:type="dxa" w:w="3000"/>
@@ -1007,17 +1002,9 @@
     </w:tbl>
     <w:p>
       <w:pPr>
-        <w:spacing w:after="100" w:before="220"/>
+        <w:pStyle w:val="Heading2"/>
       </w:pPr>
       <w:r>
-        <w:rPr>
-          <w:rFonts w:ascii="Aptos" w:cs="Aptos" w:eastAsia="Aptos" w:hAnsi="Aptos"/>
-          <w:b/>
-          <w:bCs/>
-          <w:color w:val="1B3A5C"/>
-          <w:sz w:val="26"/>
-          <w:szCs w:val="26"/>
-        </w:rPr>
         <w:t xml:space="preserve">4. Findings</w:t>
       </w:r>
     </w:p>
@@ -1062,6 +1049,7 @@
       </w:tblGrid>
       <w:tr>
         <w:trPr>
+          <w:cantSplit/>
           <w:tblHeader/>
         </w:trPr>
         <w:tc>
@@ -1283,6 +1271,9 @@
         </w:tc>
       </w:tr>
       <w:tr>
+        <w:trPr>
+          <w:cantSplit/>
+        </w:trPr>
         <w:tc>
           <w:tcPr>
             <w:tcW w:type="dxa" w:w="800"/>
@@ -1509,6 +1500,9 @@
         </w:tc>
       </w:tr>
       <w:tr>
+        <w:trPr>
+          <w:cantSplit/>
+        </w:trPr>
         <w:tc>
           <w:tcPr>
             <w:tcW w:type="dxa" w:w="800"/>
@@ -1735,6 +1729,9 @@
         </w:tc>
       </w:tr>
       <w:tr>
+        <w:trPr>
+          <w:cantSplit/>
+        </w:trPr>
         <w:tc>
           <w:tcPr>
             <w:tcW w:type="dxa" w:w="800"/>
@@ -1963,17 +1960,9 @@
     </w:tbl>
     <w:p>
       <w:pPr>
-        <w:spacing w:after="100" w:before="220"/>
+        <w:pStyle w:val="Heading2"/>
       </w:pPr>
       <w:r>
-        <w:rPr>
-          <w:rFonts w:ascii="Aptos" w:cs="Aptos" w:eastAsia="Aptos" w:hAnsi="Aptos"/>
-          <w:b/>
-          <w:bCs/>
-          <w:color w:val="1B3A5C"/>
-          <w:sz w:val="26"/>
-          <w:szCs w:val="26"/>
-        </w:rPr>
         <w:t xml:space="preserve">5. Prioritization and Handoff</w:t>
       </w:r>
     </w:p>
@@ -2033,17 +2022,9 @@
     </w:p>
     <w:p>
       <w:pPr>
-        <w:spacing w:after="100" w:before="220"/>
+        <w:pStyle w:val="Heading2"/>
       </w:pPr>
       <w:r>
-        <w:rPr>
-          <w:rFonts w:ascii="Aptos" w:cs="Aptos" w:eastAsia="Aptos" w:hAnsi="Aptos"/>
-          <w:b/>
-          <w:bCs/>
-          <w:color w:val="1B3A5C"/>
-          <w:sz w:val="26"/>
-          <w:szCs w:val="26"/>
-        </w:rPr>
         <w:t xml:space="preserve">Profile Scaling Notes</w:t>
       </w:r>
     </w:p>
@@ -2083,6 +2064,7 @@
       </w:tblGrid>
       <w:tr>
         <w:trPr>
+          <w:cantSplit/>
           <w:tblHeader/>
         </w:trPr>
         <w:tc>
@@ -2149,6 +2131,9 @@
         </w:tc>
       </w:tr>
       <w:tr>
+        <w:trPr>
+          <w:cantSplit/>
+        </w:trPr>
         <w:tc>
           <w:tcPr>
             <w:tcW w:type="dxa" w:w="3200"/>
@@ -2215,6 +2200,9 @@
         </w:tc>
       </w:tr>
       <w:tr>
+        <w:trPr>
+          <w:cantSplit/>
+        </w:trPr>
         <w:tc>
           <w:tcPr>
             <w:tcW w:type="dxa" w:w="3200"/>
@@ -2281,6 +2269,9 @@
         </w:tc>
       </w:tr>
       <w:tr>
+        <w:trPr>
+          <w:cantSplit/>
+        </w:trPr>
         <w:tc>
           <w:tcPr>
             <w:tcW w:type="dxa" w:w="3200"/>
@@ -2368,6 +2359,9 @@
         <w:gridCol w:w="9360"/>
       </w:tblGrid>
       <w:tr>
+        <w:trPr>
+          <w:cantSplit/>
+        </w:trPr>
         <w:tc>
           <w:tcPr>
             <w:tcW w:type="dxa" w:w="9360"/>
@@ -2478,17 +2472,9 @@
     </w:tbl>
     <w:p>
       <w:pPr>
-        <w:spacing w:after="100" w:before="220"/>
+        <w:pStyle w:val="Heading2"/>
       </w:pPr>
       <w:r>
-        <w:rPr>
-          <w:rFonts w:ascii="Aptos" w:cs="Aptos" w:eastAsia="Aptos" w:hAnsi="Aptos"/>
-          <w:b/>
-          <w:bCs/>
-          <w:color w:val="1B3A5C"/>
-          <w:sz w:val="26"/>
-          <w:szCs w:val="26"/>
-        </w:rPr>
         <w:t xml:space="preserve">Sign-off</w:t>
       </w:r>
     </w:p>
@@ -2512,6 +2498,7 @@
       </w:tblGrid>
       <w:tr>
         <w:trPr>
+          <w:cantSplit/>
           <w:tblHeader/>
         </w:trPr>
         <w:tc>
@@ -2640,6 +2627,9 @@
         </w:tc>
       </w:tr>
       <w:tr>
+        <w:trPr>
+          <w:cantSplit/>
+        </w:trPr>
         <w:tc>
           <w:tcPr>
             <w:tcW w:type="dxa" w:w="3000"/>
@@ -2770,6 +2760,9 @@
         </w:tc>
       </w:tr>
       <w:tr>
+        <w:trPr>
+          <w:cantSplit/>
+        </w:trPr>
         <w:tc>
           <w:tcPr>
             <w:tcW w:type="dxa" w:w="3000"/>
@@ -2902,17 +2895,9 @@
     </w:tbl>
     <w:p>
       <w:pPr>
-        <w:spacing w:after="100" w:before="220"/>
+        <w:pStyle w:val="Heading2"/>
       </w:pPr>
       <w:r>
-        <w:rPr>
-          <w:rFonts w:ascii="Aptos" w:cs="Aptos" w:eastAsia="Aptos" w:hAnsi="Aptos"/>
-          <w:b/>
-          <w:bCs/>
-          <w:color w:val="1B3A5C"/>
-          <w:sz w:val="26"/>
-          <w:szCs w:val="26"/>
-        </w:rPr>
         <w:t xml:space="preserve">Revision History</w:t>
       </w:r>
     </w:p>
@@ -2936,6 +2921,7 @@
       </w:tblGrid>
       <w:tr>
         <w:trPr>
+          <w:cantSplit/>
           <w:tblHeader/>
         </w:trPr>
         <w:tc>
@@ -3064,6 +3050,9 @@
         </w:tc>
       </w:tr>
       <w:tr>
+        <w:trPr>
+          <w:cantSplit/>
+        </w:trPr>
         <w:tc>
           <w:tcPr>
             <w:tcW w:type="dxa" w:w="1300"/>
@@ -3215,6 +3204,9 @@
         <w:gridCol w:w="9360"/>
       </w:tblGrid>
       <w:tr>
+        <w:trPr>
+          <w:cantSplit/>
+        </w:trPr>
         <w:tc>
           <w:tcPr>
             <w:tcW w:type="dxa" w:w="9360"/>
@@ -3263,12 +3255,13 @@
                 <w:sz w:val="24"/>
                 <w:szCs w:val="24"/>
               </w:rPr>
-              <w:t xml:space="preserve">Two sections were added to the Report/Assessment shell per the approved batch review: Methodology (the Scoping Notes require method to be stated) and Threats and Failure Modes Considered (the analytic step the generic findings table does not capture). The single Severity column was replaced with three-axis impact scoring (Service / Data / Life safety) per Scoping Notes. The shell's Remediation Tracking section was replaced with Prioritization and Handoff so the Risk / Finding Register (POA&amp;M) stays the single tracker (CLAUDE.md §14). This report depends on the Risk Assessment Procedure (A-172) and feeds the Risk Register (A-009). NENA citations map to §4.2.1 (documented, retained security assessment), §4.3 with §4.3.1 / §4.3.2 (risk process, threat vectors, threat protection and mitigation), and §5.2 (assessment methods and cadence).</w:t>
+              <w:t>Two sections were added to the Report/Assessment shell per the approved batch review: Methodology (the Scoping Notes require method to be stated) and Threats and Failure Modes Considered (the analytic step the generic findings table does not capture). The single Severity column was replaced with three-axis impact scoring (Service / Data / Life safety) per Scoping Notes. The shell's Remediation Tracking section was replaced with Prioritization and Handoff so the Risk / Finding Register (POA&amp;M) stays the single tracker (CLAUDE.md §14). This report depends on the Risk Assessment Procedure and feeds the Risk Register. NENA citations map to §4.2.1 (documented, retained security assessment), §4.3 with §4.3.1 / §4.3.2 (risk process, threat vectors, threat protection and mitigation), and §5.2 (assessment methods and cadence).</w:t>
             </w:r>
           </w:p>
         </w:tc>
       </w:tr>
     </w:tbl>
+    <w:p/>
     <w:sectPr>
       <w:headerReference w:type="default" r:id="rId7"/>
       <w:footerReference w:type="default" r:id="rId8"/>
@@ -3279,10 +3272,6 @@
     </w:sectPr>
   </w:body>
 </w:document>
-</file>
-
-<file path=word/comments.xml><?xml version="1.0" encoding="utf-8"?>
-<w:comments xmlns:cx="http://schemas.microsoft.com/office/drawing/2014/chartex" xmlns:cx1="http://schemas.microsoft.com/office/drawing/2015/9/8/chartex" xmlns:cx2="http://schemas.microsoft.com/office/drawing/2015/10/21/chartex" xmlns:cx3="http://schemas.microsoft.com/office/drawing/2016/5/9/chartex" xmlns:cx4="http://schemas.microsoft.com/office/drawing/2016/5/10/chartex" xmlns:cx5="http://schemas.microsoft.com/office/drawing/2016/5/11/chartex" xmlns:cx6="http://schemas.microsoft.com/office/drawing/2016/5/12/chartex" xmlns:cx7="http://schemas.microsoft.com/office/drawing/2016/5/13/chartex" xmlns:cx8="http://schemas.microsoft.com/office/drawing/2016/5/14/chartex" xmlns:mc="http://schemas.openxmlformats.org/markup-compatibility/2006" xmlns:aink="http://schemas.microsoft.com/office/drawing/2016/ink" xmlns:am3d="http://schemas.microsoft.com/office/drawing/2017/model3d" xmlns:o="urn:schemas-microsoft-com:office:office" xmlns:r="http://schemas.openxmlformats.org/officeDocument/2006/relationships" xmlns:m="http://schemas.openxmlformats.org/officeDocument/2006/math" xmlns:v="urn:schemas-microsoft-com:vml" xmlns:wp14="http://schemas.microsoft.com/office/word/2010/wordprocessingDrawing" xmlns:wp="http://schemas.openxmlformats.org/drawingml/2006/wordprocessingDrawing" xmlns:w10="urn:schemas-microsoft-com:office:word" xmlns:w="http://schemas.openxmlformats.org/wordprocessingml/2006/main" xmlns:w14="http://schemas.microsoft.com/office/word/2010/wordml" xmlns:w15="http://schemas.microsoft.com/office/word/2012/wordml" xmlns:w16cex="http://schemas.microsoft.com/office/word/2018/wordml/cex" xmlns:w16cid="http://schemas.microsoft.com/office/word/2016/wordml/cid" xmlns:w16="http://schemas.microsoft.com/office/word/2018/wordml" xmlns:w16sdtdh="http://schemas.microsoft.com/office/word/2020/wordml/sdtdatahash" xmlns:w16se="http://schemas.microsoft.com/office/word/2015/wordml/symex" xmlns:wpg="http://schemas.microsoft.com/office/word/2010/wordprocessingGroup" xmlns:wpi="http://schemas.microsoft.com/office/word/2010/wordprocessingInk" xmlns:wne="http://schemas.microsoft.com/office/word/2006/wordml" xmlns:wps="http://schemas.microsoft.com/office/word/2010/wordprocessingShape"/>
 </file>
 
 <file path=word/endnotes.xml><?xml version="1.0" encoding="utf-8"?>
@@ -3554,8 +3543,17 @@
     <w:basedOn w:val="Normal"/>
     <w:next w:val="Normal"/>
     <w:qFormat/>
+    <w:pPr>
+      <w:keepNext/>
+      <w:keepLines/>
+      <w:spacing w:after="160" w:before="240"/>
+      <w:outlineLvl w:val="0"/>
+    </w:pPr>
     <w:rPr>
-      <w:color w:val="2E74B5"/>
+      <w:rFonts w:ascii="Aptos" w:cs="Aptos" w:eastAsia="Aptos" w:hAnsi="Aptos"/>
+      <w:b/>
+      <w:bCs/>
+      <w:color w:val="1B3A5C"/>
       <w:sz w:val="32"/>
       <w:szCs w:val="32"/>
     </w:rPr>
@@ -3565,8 +3563,17 @@
     <w:basedOn w:val="Normal"/>
     <w:next w:val="Normal"/>
     <w:qFormat/>
+    <w:pPr>
+      <w:keepNext/>
+      <w:keepLines/>
+      <w:spacing w:after="100" w:before="220"/>
+      <w:outlineLvl w:val="1"/>
+    </w:pPr>
     <w:rPr>
-      <w:color w:val="2E74B5"/>
+      <w:rFonts w:ascii="Aptos" w:cs="Aptos" w:eastAsia="Aptos" w:hAnsi="Aptos"/>
+      <w:b/>
+      <w:bCs/>
+      <w:color w:val="1B3A5C"/>
       <w:sz w:val="26"/>
       <w:szCs w:val="26"/>
     </w:rPr>
@@ -3576,10 +3583,19 @@
     <w:basedOn w:val="Normal"/>
     <w:next w:val="Normal"/>
     <w:qFormat/>
+    <w:pPr>
+      <w:keepNext/>
+      <w:keepLines/>
+      <w:spacing w:after="100" w:before="220"/>
+      <w:outlineLvl w:val="2"/>
+    </w:pPr>
     <w:rPr>
-      <w:color w:val="1F4D78"/>
-      <w:sz w:val="24"/>
-      <w:szCs w:val="24"/>
+      <w:rFonts w:ascii="Aptos" w:cs="Aptos" w:eastAsia="Aptos" w:hAnsi="Aptos"/>
+      <w:b/>
+      <w:bCs/>
+      <w:color w:val="1B3A5C"/>
+      <w:sz w:val="26"/>
+      <w:szCs w:val="26"/>
     </w:rPr>
   </w:style>
   <w:style w:type="paragraph" w:styleId="Heading4">
@@ -3587,10 +3603,19 @@
     <w:basedOn w:val="Normal"/>
     <w:next w:val="Normal"/>
     <w:qFormat/>
+    <w:pPr>
+      <w:keepNext/>
+      <w:keepLines/>
+      <w:spacing w:after="100" w:before="220"/>
+      <w:outlineLvl w:val="3"/>
+    </w:pPr>
     <w:rPr>
-      <w:i/>
-      <w:iCs/>
-      <w:color w:val="2E74B5"/>
+      <w:rFonts w:ascii="Aptos" w:cs="Aptos" w:eastAsia="Aptos" w:hAnsi="Aptos"/>
+      <w:b/>
+      <w:bCs/>
+      <w:color w:val="1B3A5C"/>
+      <w:sz w:val="24"/>
+      <w:szCs w:val="24"/>
     </w:rPr>
   </w:style>
   <w:style w:type="paragraph" w:styleId="Heading5">
@@ -3598,8 +3623,19 @@
     <w:basedOn w:val="Normal"/>
     <w:next w:val="Normal"/>
     <w:qFormat/>
+    <w:pPr>
+      <w:keepNext/>
+      <w:keepLines/>
+      <w:spacing w:after="100" w:before="220"/>
+      <w:outlineLvl w:val="4"/>
+    </w:pPr>
     <w:rPr>
-      <w:color w:val="2E74B5"/>
+      <w:rFonts w:ascii="Aptos" w:cs="Aptos" w:eastAsia="Aptos" w:hAnsi="Aptos"/>
+      <w:b/>
+      <w:bCs/>
+      <w:color w:val="1B3A5C"/>
+      <w:sz w:val="24"/>
+      <w:szCs w:val="24"/>
     </w:rPr>
   </w:style>
   <w:style w:type="paragraph" w:styleId="Heading6">
@@ -3607,8 +3643,19 @@
     <w:basedOn w:val="Normal"/>
     <w:next w:val="Normal"/>
     <w:qFormat/>
+    <w:pPr>
+      <w:keepNext/>
+      <w:keepLines/>
+      <w:spacing w:after="100" w:before="220"/>
+      <w:outlineLvl w:val="5"/>
+    </w:pPr>
     <w:rPr>
-      <w:color w:val="1F4D78"/>
+      <w:rFonts w:ascii="Aptos" w:cs="Aptos" w:eastAsia="Aptos" w:hAnsi="Aptos"/>
+      <w:b/>
+      <w:bCs/>
+      <w:color w:val="1B3A5C"/>
+      <w:sz w:val="24"/>
+      <w:szCs w:val="24"/>
     </w:rPr>
   </w:style>
   <w:style w:type="paragraph" w:styleId="Strong">
